--- a/reference/pages-legales/Politique de confidentialité SAFIA  12 août 2026.docx
+++ b/reference/pages-legales/Politique de confidentialité SAFIA  12 août 2026.docx
@@ -45,44 +45,7 @@
         </w:rPr>
       </w:pPr>
       <w:r>
-        <w:rPr>
-          <w:b/>
-          <w:bCs/>
-          <w:lang w:val="fr-FR"/>
-        </w:rPr>
-        <w:t xml:space="preserve">Dernière mise à jour : </w:t>
-      </w:r>
-      <w:r>
-        <w:rPr>
-          <w:b/>
-          <w:bCs/>
-          <w:lang w:val="fr-FR"/>
-        </w:rPr>
-        <w:t>12</w:t>
-      </w:r>
-      <w:r>
-        <w:rPr>
-          <w:b/>
-          <w:bCs/>
-          <w:lang w:val="fr-FR"/>
-        </w:rPr>
-        <w:t xml:space="preserve"> </w:t>
-      </w:r>
-      <w:r>
-        <w:rPr>
-          <w:b/>
-          <w:bCs/>
-          <w:lang w:val="fr-FR"/>
-        </w:rPr>
-        <w:t>août</w:t>
-      </w:r>
-      <w:r>
-        <w:rPr>
-          <w:b/>
-          <w:bCs/>
-          <w:lang w:val="fr-FR"/>
-        </w:rPr>
-        <w:t xml:space="preserve"> 2026</w:t>
+        <w:t xml:space="preserve">Dernière mise à jour : 16 septembre 2026</w:t>
       </w:r>
     </w:p>
     <w:p>
@@ -1406,6 +1369,50 @@
           <w:ilvl w:val="0"/>
           <w:numId w:val="15"/>
         </w:numPr>
+      </w:pPr>
+      <w:r>
+        <w:t xml:space="preserve">Brevo (Sendinblue SAS) pour l'envoi de la newsletter et la réception des demandes de démonstration adressées depuis le site internet ;</w:t>
+      </w:r>
+    </w:p>
+    <w:p>
+      <w:pPr>
+        <w:numPr>
+          <w:ilvl w:val="0"/>
+          <w:numId w:val="15"/>
+        </w:numPr>
+      </w:pPr>
+      <w:r>
+        <w:t xml:space="preserve">Cloudflare, Inc. pour le relais technique des formulaires du site internet, qui transmet les données sans les conserver ;</w:t>
+      </w:r>
+    </w:p>
+    <w:p>
+      <w:pPr>
+        <w:numPr>
+          <w:ilvl w:val="0"/>
+          <w:numId w:val="15"/>
+        </w:numPr>
+      </w:pPr>
+      <w:r>
+        <w:t xml:space="preserve">GitHub, Inc. pour l'hébergement et la distribution du site internet ;</w:t>
+      </w:r>
+    </w:p>
+    <w:p>
+      <w:pPr>
+        <w:numPr>
+          <w:ilvl w:val="0"/>
+          <w:numId w:val="15"/>
+        </w:numPr>
+      </w:pPr>
+      <w:r>
+        <w:t xml:space="preserve">Google Ireland Limited pour la mesure d'audience du site internet, après consentement de l'utilisateur ;</w:t>
+      </w:r>
+    </w:p>
+    <w:p>
+      <w:pPr>
+        <w:numPr>
+          <w:ilvl w:val="0"/>
+          <w:numId w:val="15"/>
+        </w:numPr>
         <w:rPr>
           <w:lang w:val="fr-FR"/>
         </w:rPr>
@@ -1475,6 +1482,11 @@
       </w:r>
     </w:p>
     <w:p>
+      <w:r>
+        <w:t xml:space="preserve">Le site internet safia.finance, distinct de l'application, est hébergé par GitHub, Inc. (88 Colin P. Kelly Jr. Street, San Francisco, CA 94107, États-Unis) via le service GitHub Pages. Les transferts de données hors de l'Union européenne qui en résultent s'appuient sur les clauses contractuelles types de la Commission européenne.</w:t>
+      </w:r>
+    </w:p>
+    <w:p>
       <w:pPr>
         <w:rPr>
           <w:b/>
@@ -2098,6 +2110,31 @@
           <w:lang w:val="fr-FR"/>
         </w:rPr>
         <w:t>La version en vigueur est celle publiée sur la plateforme SAFIA.</w:t>
+      </w:r>
+    </w:p>
+    <w:p>
+      <w:r>
+        <w:t xml:space="preserve">18. Traitements propres au site internet</w:t>
+      </w:r>
+    </w:p>
+    <w:p>
+      <w:r>
+        <w:t xml:space="preserve">Le site internet safia.finance donne lieu à deux traitements distincts de ceux de l'application.</w:t>
+      </w:r>
+    </w:p>
+    <w:p>
+      <w:r>
+        <w:t xml:space="preserve">Inscription à la newsletter : l'adresse email et la page d'origine de l'inscription sont collectées afin d'envoyer la newsletter mensuelle de SAFIA. Le traitement repose sur le consentement, matérialisé par la soumission du formulaire. Les données sont conservées jusqu'à la désinscription, possible depuis chaque email ou sur demande adressée à hello@safia.finance.</w:t>
+      </w:r>
+    </w:p>
+    <w:p>
+      <w:r>
+        <w:t xml:space="preserve">Demandes de démonstration des professionnels : les nom et prénom, la structure, la fonction, le nombre de clients suivis, l'adresse email professionnelle et le message libre sont collectés afin de traiter la demande et de recontacter son auteur. Le traitement repose sur l'intérêt légitime de SAFIA à répondre à une sollicitation professionnelle. Les données sont conservées trois ans à compter du dernier contact.</w:t>
+      </w:r>
+    </w:p>
+    <w:p>
+      <w:r>
+        <w:t xml:space="preserve">La mesure d'audience du site est décrite dans la politique de cookies. Les droits énoncés à l'article 15 s'exercent également sur ces traitements, auprès de hello@safia.finance.</w:t>
       </w:r>
     </w:p>
     <w:p>

--- a/reference/pages-legales/Politique de confidentialité SAFIA  12 août 2026.docx
+++ b/reference/pages-legales/Politique de confidentialité SAFIA  12 août 2026.docx
@@ -214,7 +214,7 @@
         <w:rPr>
           <w:lang w:val="fr-FR"/>
         </w:rPr>
-        <w:t>75008 Paris — France</w:t>
+        <w:t>75008 Paris, France</w:t>
       </w:r>
     </w:p>
     <w:p>

--- a/reference/pages-legales/Politique de confidentialité SAFIA  12 août 2026.docx
+++ b/reference/pages-legales/Politique de confidentialité SAFIA  12 août 2026.docx
@@ -1413,6 +1413,17 @@
           <w:ilvl w:val="0"/>
           <w:numId w:val="15"/>
         </w:numPr>
+      </w:pPr>
+      <w:r>
+        <w:t xml:space="preserve">Calendly, LLC pour la prise de rendez-vous depuis le site internet ;</w:t>
+      </w:r>
+    </w:p>
+    <w:p>
+      <w:pPr>
+        <w:numPr>
+          <w:ilvl w:val="0"/>
+          <w:numId w:val="15"/>
+        </w:numPr>
         <w:rPr>
           <w:lang w:val="fr-FR"/>
         </w:rPr>
@@ -1682,6 +1693,17 @@
           <w:lang w:val="fr-FR"/>
         </w:rPr>
         <w:t xml:space="preserve"> ne soit possible : conservées sans limitation de durée, ces données étant hors du champ d'application du RGPD.</w:t>
+      </w:r>
+    </w:p>
+    <w:p>
+      <w:pPr>
+        <w:numPr>
+          <w:ilvl w:val="0"/>
+          <w:numId w:val="15"/>
+        </w:numPr>
+      </w:pPr>
+      <w:r>
+        <w:t xml:space="preserve">Demandes de rendez-vous prises depuis le site internet (nom, adresse email, créneau) : jusqu'au rendez-vous, puis 12 mois.</w:t>
       </w:r>
     </w:p>
     <w:p>

--- a/reference/pages-legales/Politique de confidentialité SAFIA  12 août 2026.docx
+++ b/reference/pages-legales/Politique de confidentialité SAFIA  12 août 2026.docx
@@ -1703,7 +1703,7 @@
         </w:numPr>
       </w:pPr>
       <w:r>
-        <w:t xml:space="preserve">Demandes de rendez-vous prises depuis le site internet (nom, adresse email, créneau) : jusqu'au rendez-vous, puis 12 mois.</w:t>
+        <w:t xml:space="preserve">Demandes de rendez-vous prises depuis le site internet (nom, adresse email, numéro de téléphone, créneau) : jusqu'au rendez-vous, puis 12 mois.</w:t>
       </w:r>
     </w:p>
     <w:p>
